--- a/backend/data/procurement_process/专机23-17N 惠州至肇庆高速公路白云至三水段项目给排水迁改工程/专机23-17N-蒸汽混凝土砌块/10.阳光采购平台发布采购结果申请表.docx
+++ b/backend/data/procurement_process/专机23-17N 惠州至肇庆高速公路白云至三水段项目给排水迁改工程/专机23-17N-蒸汽混凝土砌块/10.阳光采购平台发布采购结果申请表.docx
@@ -837,7 +837,7 @@
           <w:szCs w:val="30"/>
           <w:lang w:val="en-US" w:eastAsia="zh-CN"/>
         </w:rPr>
-        <w:t xml:space="preserve">采购控制价：413182元。</w:t>
+        <w:t xml:space="preserve">采购控制价：413182.78元。</w:t>
       </w:r>
     </w:p>
     <w:p>
@@ -875,7 +875,7 @@
           <w:szCs w:val="30"/>
           <w:lang w:val="en-US" w:eastAsia="zh-CN"/>
         </w:rPr>
-        <w:t xml:space="preserve">成交金额：402920.0元 </w:t>
+        <w:t xml:space="preserve">成交金额：400920.75元 </w:t>
       </w:r>
     </w:p>
     <w:p>
